--- a/BRISAS/Nota por decreto 947 L58.docx
+++ b/BRISAS/Nota por decreto 947 L58.docx
@@ -26,13 +26,15 @@
         </w:rPr>
         <w:t xml:space="preserve"> </w:t>
       </w:r>
-      <w:r>
-        <w:rPr>
-          <w:b/>
-          <w:sz w:val="32"/>
-        </w:rPr>
-        <w:t>Junio</w:t>
-      </w:r>
+      <w:proofErr w:type="gramStart"/>
+      <w:r>
+        <w:rPr>
+          <w:b/>
+          <w:sz w:val="32"/>
+        </w:rPr>
+        <w:t>Octubre</w:t>
+      </w:r>
+      <w:proofErr w:type="gramEnd"/>
       <w:r>
         <w:rPr>
           <w:b/>
@@ -226,7 +228,14 @@
           <w:b/>
           <w:sz w:val="32"/>
         </w:rPr>
-        <w:t>3-84-32016</w:t>
+        <w:t>3-84</w:t>
+      </w:r>
+      <w:r>
+        <w:rPr>
+          <w:b/>
+          <w:sz w:val="32"/>
+        </w:rPr>
+        <w:t>-2016</w:t>
       </w:r>
       <w:r>
         <w:rPr>
@@ -390,6 +399,7 @@
         </w:rPr>
         <w:t xml:space="preserve"> </w:t>
       </w:r>
+      <w:bookmarkStart w:id="0" w:name="_Hlk242961569"/>
       <w:r>
         <w:rPr>
           <w:b/>
@@ -462,16 +472,24 @@
         </w:rPr>
         <w:t>23125687-</w:t>
       </w:r>
-    </w:p>
-    <w:p>
-      <w:pPr>
-        <w:pStyle w:val="Textoindependiente"/>
-        <w:rPr>
-          <w:bCs/>
-        </w:rPr>
-      </w:pPr>
-      <w:r>
-        <w:t xml:space="preserve">(con poder suficiente para el acto que se peticiona, otorgado en poder especial irrevocable), quien actúa en representación de </w:t>
+      <w:r>
+        <w:t xml:space="preserve"> (quien posee facultades suficientes para actualizar y modificar la superficie, conforme a lo establecido por el decreto 947/04 y disposición 349/05</w:t>
+      </w:r>
+      <w:r>
+        <w:t>)</w:t>
+      </w:r>
+      <w:r>
+        <w:t>.</w:t>
+      </w:r>
+      <w:r>
+        <w:t xml:space="preserve"> </w:t>
+      </w:r>
+      <w:bookmarkEnd w:id="0"/>
+      <w:r>
+        <w:t>Q</w:t>
+      </w:r>
+      <w:r>
+        <w:t xml:space="preserve">uien actúa en representación de </w:t>
       </w:r>
       <w:proofErr w:type="spellStart"/>
       <w:r>
@@ -525,7 +543,13 @@
         <w:rPr>
           <w:bCs/>
         </w:rPr>
-        <w:t>3-84-32016</w:t>
+        <w:t>3-84-</w:t>
+      </w:r>
+      <w:r>
+        <w:rPr>
+          <w:bCs/>
+        </w:rPr>
+        <w:t>2016</w:t>
       </w:r>
       <w:r>
         <w:rPr>
